--- a/Sumário - Projeto Final.docx
+++ b/Sumário - Projeto Final.docx
@@ -1,6 +1,6 @@
 
 <file path=word/document.xml><?xml version="1.0" encoding="utf-8"?>
-<w:document xmlns:wpc="http://schemas.microsoft.com/office/word/2010/wordprocessingCanvas" xmlns:cx="http://schemas.microsoft.com/office/drawing/2014/chartex" xmlns:cx1="http://schemas.microsoft.com/office/drawing/2015/9/8/chartex" xmlns:cx2="http://schemas.microsoft.com/office/drawing/2015/10/21/chartex" xmlns:cx3="http://schemas.microsoft.com/office/drawing/2016/5/9/chartex" xmlns:cx4="http://schemas.microsoft.com/office/drawing/2016/5/10/chartex" xmlns:cx5="http://schemas.microsoft.com/office/drawing/2016/5/11/chartex" xmlns:cx6="http://schemas.microsoft.com/office/drawing/2016/5/12/chartex" xmlns:cx7="http://schemas.microsoft.com/office/drawing/2016/5/13/chartex" xmlns:cx8="http://schemas.microsoft.com/office/drawing/2016/5/14/chartex" xmlns:mc="http://schemas.openxmlformats.org/markup-compatibility/2006" xmlns:aink="http://schemas.microsoft.com/office/drawing/2016/ink" xmlns:am3d="http://schemas.microsoft.com/office/drawing/2017/model3d" xmlns:o="urn:schemas-microsoft-com:office:office" xmlns:r="http://schemas.openxmlformats.org/officeDocument/2006/relationships" xmlns:m="http://schemas.openxmlformats.org/officeDocument/2006/math" xmlns:v="urn:schemas-microsoft-com:vml" xmlns:wp14="http://schemas.microsoft.com/office/word/2010/wordprocessingDrawing" xmlns:wp="http://schemas.openxmlformats.org/drawingml/2006/wordprocessingDrawing" xmlns:w10="urn:schemas-microsoft-com:office:word" xmlns:w="http://schemas.openxmlformats.org/wordprocessingml/2006/main" xmlns:w14="http://schemas.microsoft.com/office/word/2010/wordml" xmlns:w15="http://schemas.microsoft.com/office/word/2012/wordml" xmlns:w16cid="http://schemas.microsoft.com/office/word/2016/wordml/cid" xmlns:w16se="http://schemas.microsoft.com/office/word/2015/wordml/symex" xmlns:wpg="http://schemas.microsoft.com/office/word/2010/wordprocessingGroup" xmlns:wpi="http://schemas.microsoft.com/office/word/2010/wordprocessingInk" xmlns:wne="http://schemas.microsoft.com/office/word/2006/wordml" xmlns:wps="http://schemas.microsoft.com/office/word/2010/wordprocessingShape" mc:Ignorable="w14 w15 w16se w16cid wp14">
+<w:document xmlns:wpc="http://schemas.microsoft.com/office/word/2010/wordprocessingCanvas" xmlns:cx="http://schemas.microsoft.com/office/drawing/2014/chartex" xmlns:cx1="http://schemas.microsoft.com/office/drawing/2015/9/8/chartex" xmlns:cx2="http://schemas.microsoft.com/office/drawing/2015/10/21/chartex" xmlns:cx3="http://schemas.microsoft.com/office/drawing/2016/5/9/chartex" xmlns:cx4="http://schemas.microsoft.com/office/drawing/2016/5/10/chartex" xmlns:cx5="http://schemas.microsoft.com/office/drawing/2016/5/11/chartex" xmlns:cx6="http://schemas.microsoft.com/office/drawing/2016/5/12/chartex" xmlns:cx7="http://schemas.microsoft.com/office/drawing/2016/5/13/chartex" xmlns:cx8="http://schemas.microsoft.com/office/drawing/2016/5/14/chartex" xmlns:mc="http://schemas.openxmlformats.org/markup-compatibility/2006" xmlns:aink="http://schemas.microsoft.com/office/drawing/2016/ink" xmlns:am3d="http://schemas.microsoft.com/office/drawing/2017/model3d" xmlns:o="urn:schemas-microsoft-com:office:office" xmlns:oel="http://schemas.microsoft.com/office/2019/extlst" xmlns:r="http://schemas.openxmlformats.org/officeDocument/2006/relationships" xmlns:m="http://schemas.openxmlformats.org/officeDocument/2006/math" xmlns:v="urn:schemas-microsoft-com:vml" xmlns:wp14="http://schemas.microsoft.com/office/word/2010/wordprocessingDrawing" xmlns:wp="http://schemas.openxmlformats.org/drawingml/2006/wordprocessingDrawing" xmlns:w10="urn:schemas-microsoft-com:office:word" xmlns:w="http://schemas.openxmlformats.org/wordprocessingml/2006/main" xmlns:w14="http://schemas.microsoft.com/office/word/2010/wordml" xmlns:w15="http://schemas.microsoft.com/office/word/2012/wordml" xmlns:w16cex="http://schemas.microsoft.com/office/word/2018/wordml/cex" xmlns:w16cid="http://schemas.microsoft.com/office/word/2016/wordml/cid" xmlns:w16="http://schemas.microsoft.com/office/word/2018/wordml" xmlns:w16du="http://schemas.microsoft.com/office/word/2023/wordml/word16du" xmlns:w16sdtdh="http://schemas.microsoft.com/office/word/2020/wordml/sdtdatahash" xmlns:w16sdtfl="http://schemas.microsoft.com/office/word/2024/wordml/sdtformatlock" xmlns:w16se="http://schemas.microsoft.com/office/word/2015/wordml/symex" xmlns:wpg="http://schemas.microsoft.com/office/word/2010/wordprocessingGroup" xmlns:wpi="http://schemas.microsoft.com/office/word/2010/wordprocessingInk" xmlns:wne="http://schemas.microsoft.com/office/word/2006/wordml" xmlns:wps="http://schemas.microsoft.com/office/word/2010/wordprocessingShape" mc:Ignorable="w14 w15 w16se w16cid w16 w16cex w16sdtdh w16sdtfl w16du wp14">
   <w:body>
     <w:p>
       <w:pPr>
@@ -2674,6 +2674,7 @@
         <w:rPr>
           <w:rFonts w:cs="Arial"/>
         </w:rPr>
+        <w:lastRenderedPageBreak/>
         <w:t>O sistema deve permitir que o usuário salve um setup como o setup possuido por ele, e então deve sugerir os melhores upgrades.</w:t>
       </w:r>
     </w:p>
@@ -2682,7 +2683,6 @@
         <w:pStyle w:val="Ttulo4"/>
       </w:pPr>
       <w:r>
-        <w:lastRenderedPageBreak/>
         <w:t>2.1.1.6 SISTEMA DE SUPORTE</w:t>
       </w:r>
     </w:p>
@@ -2879,8 +2879,11 @@
       </w:r>
       <w:bookmarkEnd w:id="5"/>
       <w:r>
+        <w:rPr>
+          <w:noProof/>
+        </w:rPr>
         <w:drawing>
-          <wp:inline distT="0" distB="0" distL="0" distR="0" wp14:anchorId="5144B362" wp14:editId="7FB64812">
+          <wp:inline distT="0" distB="0" distL="0" distR="0" wp14:anchorId="6AB25146" wp14:editId="55E4E037">
             <wp:extent cx="5759450" cy="3256915"/>
             <wp:effectExtent l="0" t="0" r="0" b="635"/>
             <wp:docPr id="2" name="Imagem 2"/>
@@ -2923,15 +2926,13 @@
       <w:r>
         <w:br w:type="page"/>
       </w:r>
-      <w:bookmarkStart w:id="6" w:name="_Toc223511901"/>
-      <w:bookmarkStart w:id="7" w:name="_Toc223511900"/>
-      <w:bookmarkStart w:id="8" w:name="_GoBack"/>
-      <w:bookmarkEnd w:id="8"/>
+      <w:bookmarkStart w:id="6" w:name="_Toc223511900"/>
+      <w:bookmarkStart w:id="7" w:name="_Toc223511901"/>
       <w:r>
         <w:lastRenderedPageBreak/>
         <w:t>4. DIAGRAMA DE CLASSES</w:t>
       </w:r>
-      <w:bookmarkEnd w:id="7"/>
+      <w:bookmarkEnd w:id="6"/>
     </w:p>
     <w:p>
       <w:pPr>
@@ -2970,6 +2971,49 @@
         <w:tab/>
         <w:t xml:space="preserve"> </w:t>
       </w:r>
+      <w:r>
+        <w:rPr>
+          <w:rFonts w:ascii="Arial" w:hAnsi="Arial" w:cs="Arial"/>
+          <w:b/>
+          <w:sz w:val="24"/>
+          <w:szCs w:val="24"/>
+        </w:rPr>
+        <w:drawing>
+          <wp:inline distT="0" distB="0" distL="0" distR="0" wp14:anchorId="4FC033EC" wp14:editId="27B97B61">
+            <wp:extent cx="5759450" cy="2283460"/>
+            <wp:effectExtent l="0" t="0" r="0" b="2540"/>
+            <wp:docPr id="337091244" name="Imagem 1"/>
+            <wp:cNvGraphicFramePr>
+              <a:graphicFrameLocks xmlns:a="http://schemas.openxmlformats.org/drawingml/2006/main" noChangeAspect="1"/>
+            </wp:cNvGraphicFramePr>
+            <a:graphic xmlns:a="http://schemas.openxmlformats.org/drawingml/2006/main">
+              <a:graphicData uri="http://schemas.openxmlformats.org/drawingml/2006/picture">
+                <pic:pic xmlns:pic="http://schemas.openxmlformats.org/drawingml/2006/picture">
+                  <pic:nvPicPr>
+                    <pic:cNvPr id="337091244" name=""/>
+                    <pic:cNvPicPr/>
+                  </pic:nvPicPr>
+                  <pic:blipFill>
+                    <a:blip r:embed="rId7"/>
+                    <a:stretch>
+                      <a:fillRect/>
+                    </a:stretch>
+                  </pic:blipFill>
+                  <pic:spPr>
+                    <a:xfrm>
+                      <a:off x="0" y="0"/>
+                      <a:ext cx="5759450" cy="2283460"/>
+                    </a:xfrm>
+                    <a:prstGeom prst="rect">
+                      <a:avLst/>
+                    </a:prstGeom>
+                  </pic:spPr>
+                </pic:pic>
+              </a:graphicData>
+            </a:graphic>
+          </wp:inline>
+        </w:drawing>
+      </w:r>
     </w:p>
     <w:p>
       <w:pPr>
@@ -3015,7 +3059,7 @@
         <w:lastRenderedPageBreak/>
         <w:t>5. PROJETO LÓGICO DO SISTEMA</w:t>
       </w:r>
-      <w:bookmarkEnd w:id="6"/>
+      <w:bookmarkEnd w:id="7"/>
     </w:p>
     <w:p>
       <w:pPr>
@@ -3072,12 +3116,12 @@
       <w:pPr>
         <w:pStyle w:val="Ttulo1"/>
       </w:pPr>
-      <w:bookmarkStart w:id="9" w:name="_Toc223511902"/>
+      <w:bookmarkStart w:id="8" w:name="_Toc223511902"/>
       <w:r>
         <w:lastRenderedPageBreak/>
         <w:t>6. MAPA DE NAVEGAÇÃO</w:t>
       </w:r>
-      <w:bookmarkEnd w:id="9"/>
+      <w:bookmarkEnd w:id="8"/>
     </w:p>
     <w:p>
       <w:pPr>
@@ -3132,7 +3176,7 @@
 </file>
 
 <file path=word/numbering.xml><?xml version="1.0" encoding="utf-8"?>
-<w:numbering xmlns:wpc="http://schemas.microsoft.com/office/word/2010/wordprocessingCanvas" xmlns:cx="http://schemas.microsoft.com/office/drawing/2014/chartex" xmlns:cx1="http://schemas.microsoft.com/office/drawing/2015/9/8/chartex" xmlns:cx2="http://schemas.microsoft.com/office/drawing/2015/10/21/chartex" xmlns:cx3="http://schemas.microsoft.com/office/drawing/2016/5/9/chartex" xmlns:cx4="http://schemas.microsoft.com/office/drawing/2016/5/10/chartex" xmlns:cx5="http://schemas.microsoft.com/office/drawing/2016/5/11/chartex" xmlns:cx6="http://schemas.microsoft.com/office/drawing/2016/5/12/chartex" xmlns:cx7="http://schemas.microsoft.com/office/drawing/2016/5/13/chartex" xmlns:cx8="http://schemas.microsoft.com/office/drawing/2016/5/14/chartex" xmlns:mc="http://schemas.openxmlformats.org/markup-compatibility/2006" xmlns:aink="http://schemas.microsoft.com/office/drawing/2016/ink" xmlns:am3d="http://schemas.microsoft.com/office/drawing/2017/model3d" xmlns:o="urn:schemas-microsoft-com:office:office" xmlns:r="http://schemas.openxmlformats.org/officeDocument/2006/relationships" xmlns:m="http://schemas.openxmlformats.org/officeDocument/2006/math" xmlns:v="urn:schemas-microsoft-com:vml" xmlns:wp14="http://schemas.microsoft.com/office/word/2010/wordprocessingDrawing" xmlns:wp="http://schemas.openxmlformats.org/drawingml/2006/wordprocessingDrawing" xmlns:w10="urn:schemas-microsoft-com:office:word" xmlns:w="http://schemas.openxmlformats.org/wordprocessingml/2006/main" xmlns:w14="http://schemas.microsoft.com/office/word/2010/wordml" xmlns:w15="http://schemas.microsoft.com/office/word/2012/wordml" xmlns:w16cid="http://schemas.microsoft.com/office/word/2016/wordml/cid" xmlns:w16se="http://schemas.microsoft.com/office/word/2015/wordml/symex" xmlns:wpg="http://schemas.microsoft.com/office/word/2010/wordprocessingGroup" xmlns:wpi="http://schemas.microsoft.com/office/word/2010/wordprocessingInk" xmlns:wne="http://schemas.microsoft.com/office/word/2006/wordml" xmlns:wps="http://schemas.microsoft.com/office/word/2010/wordprocessingShape" mc:Ignorable="w14 w15 w16se w16cid wp14">
+<w:numbering xmlns:wpc="http://schemas.microsoft.com/office/word/2010/wordprocessingCanvas" xmlns:cx="http://schemas.microsoft.com/office/drawing/2014/chartex" xmlns:cx1="http://schemas.microsoft.com/office/drawing/2015/9/8/chartex" xmlns:cx2="http://schemas.microsoft.com/office/drawing/2015/10/21/chartex" xmlns:cx3="http://schemas.microsoft.com/office/drawing/2016/5/9/chartex" xmlns:cx4="http://schemas.microsoft.com/office/drawing/2016/5/10/chartex" xmlns:cx5="http://schemas.microsoft.com/office/drawing/2016/5/11/chartex" xmlns:cx6="http://schemas.microsoft.com/office/drawing/2016/5/12/chartex" xmlns:cx7="http://schemas.microsoft.com/office/drawing/2016/5/13/chartex" xmlns:cx8="http://schemas.microsoft.com/office/drawing/2016/5/14/chartex" xmlns:mc="http://schemas.openxmlformats.org/markup-compatibility/2006" xmlns:aink="http://schemas.microsoft.com/office/drawing/2016/ink" xmlns:am3d="http://schemas.microsoft.com/office/drawing/2017/model3d" xmlns:o="urn:schemas-microsoft-com:office:office" xmlns:oel="http://schemas.microsoft.com/office/2019/extlst" xmlns:r="http://schemas.openxmlformats.org/officeDocument/2006/relationships" xmlns:m="http://schemas.openxmlformats.org/officeDocument/2006/math" xmlns:v="urn:schemas-microsoft-com:vml" xmlns:wp14="http://schemas.microsoft.com/office/word/2010/wordprocessingDrawing" xmlns:wp="http://schemas.openxmlformats.org/drawingml/2006/wordprocessingDrawing" xmlns:w10="urn:schemas-microsoft-com:office:word" xmlns:w="http://schemas.openxmlformats.org/wordprocessingml/2006/main" xmlns:w14="http://schemas.microsoft.com/office/word/2010/wordml" xmlns:w15="http://schemas.microsoft.com/office/word/2012/wordml" xmlns:w16cex="http://schemas.microsoft.com/office/word/2018/wordml/cex" xmlns:w16cid="http://schemas.microsoft.com/office/word/2016/wordml/cid" xmlns:w16="http://schemas.microsoft.com/office/word/2018/wordml" xmlns:w16du="http://schemas.microsoft.com/office/word/2023/wordml/word16du" xmlns:w16sdtdh="http://schemas.microsoft.com/office/word/2020/wordml/sdtdatahash" xmlns:w16sdtfl="http://schemas.microsoft.com/office/word/2024/wordml/sdtformatlock" xmlns:w16se="http://schemas.microsoft.com/office/word/2015/wordml/symex" xmlns:wpg="http://schemas.microsoft.com/office/word/2010/wordprocessingGroup" xmlns:wpi="http://schemas.microsoft.com/office/word/2010/wordprocessingInk" xmlns:wne="http://schemas.microsoft.com/office/word/2006/wordml" xmlns:wps="http://schemas.microsoft.com/office/word/2010/wordprocessingShape" mc:Ignorable="w14 w15 w16se w16cid w16 w16cex w16sdtdh w16sdtfl w16du wp14">
   <w:abstractNum w:abstractNumId="0" w15:restartNumberingAfterBreak="0">
     <w:nsid w:val="088D4906"/>
     <w:multiLevelType w:val="hybridMultilevel"/>
@@ -4707,53 +4751,53 @@
       </w:rPr>
     </w:lvl>
   </w:abstractNum>
-  <w:num w:numId="1">
+  <w:num w:numId="1" w16cid:durableId="1990205664">
     <w:abstractNumId w:val="10"/>
   </w:num>
-  <w:num w:numId="2">
+  <w:num w:numId="2" w16cid:durableId="1539119418">
     <w:abstractNumId w:val="9"/>
   </w:num>
-  <w:num w:numId="3">
+  <w:num w:numId="3" w16cid:durableId="1623226287">
     <w:abstractNumId w:val="11"/>
   </w:num>
-  <w:num w:numId="4">
+  <w:num w:numId="4" w16cid:durableId="1587611954">
     <w:abstractNumId w:val="13"/>
   </w:num>
-  <w:num w:numId="5">
+  <w:num w:numId="5" w16cid:durableId="250043607">
     <w:abstractNumId w:val="12"/>
   </w:num>
-  <w:num w:numId="6">
+  <w:num w:numId="6" w16cid:durableId="1710641066">
     <w:abstractNumId w:val="5"/>
   </w:num>
-  <w:num w:numId="7">
+  <w:num w:numId="7" w16cid:durableId="788544602">
     <w:abstractNumId w:val="1"/>
   </w:num>
-  <w:num w:numId="8">
+  <w:num w:numId="8" w16cid:durableId="1361929568">
     <w:abstractNumId w:val="2"/>
   </w:num>
-  <w:num w:numId="9">
+  <w:num w:numId="9" w16cid:durableId="113865676">
     <w:abstractNumId w:val="6"/>
   </w:num>
-  <w:num w:numId="10">
+  <w:num w:numId="10" w16cid:durableId="832914887">
     <w:abstractNumId w:val="3"/>
   </w:num>
-  <w:num w:numId="11">
+  <w:num w:numId="11" w16cid:durableId="579411980">
     <w:abstractNumId w:val="8"/>
   </w:num>
-  <w:num w:numId="12">
+  <w:num w:numId="12" w16cid:durableId="24524730">
     <w:abstractNumId w:val="4"/>
   </w:num>
-  <w:num w:numId="13">
+  <w:num w:numId="13" w16cid:durableId="72050358">
     <w:abstractNumId w:val="7"/>
   </w:num>
-  <w:num w:numId="14">
+  <w:num w:numId="14" w16cid:durableId="236788503">
     <w:abstractNumId w:val="0"/>
   </w:num>
 </w:numbering>
 </file>
 
 <file path=word/styles.xml><?xml version="1.0" encoding="utf-8"?>
-<w:styles xmlns:mc="http://schemas.openxmlformats.org/markup-compatibility/2006" xmlns:r="http://schemas.openxmlformats.org/officeDocument/2006/relationships" xmlns:w="http://schemas.openxmlformats.org/wordprocessingml/2006/main" xmlns:w14="http://schemas.microsoft.com/office/word/2010/wordml" xmlns:w15="http://schemas.microsoft.com/office/word/2012/wordml" xmlns:w16cid="http://schemas.microsoft.com/office/word/2016/wordml/cid" xmlns:w16se="http://schemas.microsoft.com/office/word/2015/wordml/symex" mc:Ignorable="w14 w15 w16se w16cid">
+<w:styles xmlns:mc="http://schemas.openxmlformats.org/markup-compatibility/2006" xmlns:r="http://schemas.openxmlformats.org/officeDocument/2006/relationships" xmlns:w="http://schemas.openxmlformats.org/wordprocessingml/2006/main" xmlns:w14="http://schemas.microsoft.com/office/word/2010/wordml" xmlns:w15="http://schemas.microsoft.com/office/word/2012/wordml" xmlns:w16cex="http://schemas.microsoft.com/office/word/2018/wordml/cex" xmlns:w16cid="http://schemas.microsoft.com/office/word/2016/wordml/cid" xmlns:w16="http://schemas.microsoft.com/office/word/2018/wordml" xmlns:w16du="http://schemas.microsoft.com/office/word/2023/wordml/word16du" xmlns:w16sdtdh="http://schemas.microsoft.com/office/word/2020/wordml/sdtdatahash" xmlns:w16sdtfl="http://schemas.microsoft.com/office/word/2024/wordml/sdtformatlock" xmlns:w16se="http://schemas.microsoft.com/office/word/2015/wordml/symex" mc:Ignorable="w14 w15 w16se w16cid w16 w16cex w16sdtdh w16sdtfl w16du">
   <w:docDefaults>
     <w:rPrDefault>
       <w:rPr>
@@ -4769,7 +4813,7 @@
       </w:pPr>
     </w:pPrDefault>
   </w:docDefaults>
-  <w:latentStyles w:defLockedState="0" w:defUIPriority="99" w:defSemiHidden="0" w:defUnhideWhenUsed="0" w:defQFormat="0" w:count="375">
+  <w:latentStyles w:defLockedState="0" w:defUIPriority="99" w:defSemiHidden="0" w:defUnhideWhenUsed="0" w:defQFormat="0" w:count="376">
     <w:lsdException w:name="Normal" w:uiPriority="0" w:qFormat="1"/>
     <w:lsdException w:name="heading 1" w:uiPriority="9" w:qFormat="1"/>
     <w:lsdException w:name="heading 2" w:semiHidden="1" w:uiPriority="9" w:unhideWhenUsed="1" w:qFormat="1"/>
@@ -5145,6 +5189,7 @@
     <w:lsdException w:name="Smart Hyperlink" w:semiHidden="1" w:unhideWhenUsed="1"/>
     <w:lsdException w:name="Hashtag" w:semiHidden="1" w:unhideWhenUsed="1"/>
     <w:lsdException w:name="Unresolved Mention" w:semiHidden="1" w:unhideWhenUsed="1"/>
+    <w:lsdException w:name="Smart Link" w:semiHidden="1" w:unhideWhenUsed="1"/>
   </w:latentStyles>
   <w:style w:type="paragraph" w:default="1" w:styleId="Normal">
     <w:name w:val="Normal"/>

--- a/Sumário - Projeto Final.docx
+++ b/Sumário - Projeto Final.docx
@@ -2975,14 +2975,15 @@
         <w:rPr>
           <w:rFonts w:ascii="Arial" w:hAnsi="Arial" w:cs="Arial"/>
           <w:b/>
+          <w:noProof/>
           <w:sz w:val="24"/>
           <w:szCs w:val="24"/>
         </w:rPr>
         <w:drawing>
-          <wp:inline distT="0" distB="0" distL="0" distR="0" wp14:anchorId="4FC033EC" wp14:editId="27B97B61">
-            <wp:extent cx="5759450" cy="2283460"/>
-            <wp:effectExtent l="0" t="0" r="0" b="2540"/>
-            <wp:docPr id="337091244" name="Imagem 1"/>
+          <wp:inline distT="0" distB="0" distL="0" distR="0" wp14:anchorId="4955219D" wp14:editId="3EC6AF1D">
+            <wp:extent cx="5743575" cy="2286000"/>
+            <wp:effectExtent l="0" t="0" r="9525" b="0"/>
+            <wp:docPr id="1076560241" name="Imagem 1"/>
             <wp:cNvGraphicFramePr>
               <a:graphicFrameLocks xmlns:a="http://schemas.openxmlformats.org/drawingml/2006/main" noChangeAspect="1"/>
             </wp:cNvGraphicFramePr>
@@ -2990,23 +2991,36 @@
               <a:graphicData uri="http://schemas.openxmlformats.org/drawingml/2006/picture">
                 <pic:pic xmlns:pic="http://schemas.openxmlformats.org/drawingml/2006/picture">
                   <pic:nvPicPr>
-                    <pic:cNvPr id="337091244" name=""/>
-                    <pic:cNvPicPr/>
+                    <pic:cNvPr id="0" name="Picture 1"/>
+                    <pic:cNvPicPr>
+                      <a:picLocks noChangeAspect="1" noChangeArrowheads="1"/>
+                    </pic:cNvPicPr>
                   </pic:nvPicPr>
                   <pic:blipFill>
-                    <a:blip r:embed="rId7"/>
+                    <a:blip r:embed="rId7" cstate="print">
+                      <a:extLst>
+                        <a:ext uri="{28A0092B-C50C-407E-A947-70E740481C1C}">
+                          <a14:useLocalDpi xmlns:a14="http://schemas.microsoft.com/office/drawing/2010/main" val="0"/>
+                        </a:ext>
+                      </a:extLst>
+                    </a:blip>
+                    <a:srcRect/>
                     <a:stretch>
                       <a:fillRect/>
                     </a:stretch>
                   </pic:blipFill>
-                  <pic:spPr>
+                  <pic:spPr bwMode="auto">
                     <a:xfrm>
                       <a:off x="0" y="0"/>
-                      <a:ext cx="5759450" cy="2283460"/>
+                      <a:ext cx="5743575" cy="2286000"/>
                     </a:xfrm>
                     <a:prstGeom prst="rect">
                       <a:avLst/>
                     </a:prstGeom>
+                    <a:noFill/>
+                    <a:ln>
+                      <a:noFill/>
+                    </a:ln>
                   </pic:spPr>
                 </pic:pic>
               </a:graphicData>
